--- a/branded_docs/CapabilityStatement_Visionblox_v3.1_2026-08.docx
+++ b/branded_docs/CapabilityStatement_Visionblox_v3.1_2026-08.docx
@@ -896,7 +896,7 @@
                 <w:color w:val="2EA891"/>
                 <w:sz w:val="13"/>
               </w:rPr>
-              <w:t>Cooperative · nationwide</w:t>
+              <w:t>Fully executed · Aug 2026</w:t>
             </w:r>
           </w:p>
         </w:tc>
@@ -1930,7 +1930,7 @@
                 <w:color w:val="F5F5F0"/>
                 <w:sz w:val="15"/>
               </w:rPr>
-              <w:t>khaalis.wooden@visionblox.com  •  (256) 988-1130  •  visionblox.org</w:t>
+              <w:t>khaalis.wooden@visionblox.com  •  (256) 988-1130  •  visionblox.com</w:t>
             </w:r>
           </w:p>
         </w:tc>
